--- a/RT/РТ (УП11) пара 6 ст Ермилов Д.Е..docx
+++ b/RT/РТ (УП11) пара 6 ст Ермилов Д.Е..docx
@@ -86,7 +86,7 @@
           <w:color w:val="0F1115"/>
           <w:lang w:eastAsia="ru-RU"/>
         </w:rPr>
-        <w:t> 09.02.07 Информационные системы и программирование</w:t>
+        <w:t xml:space="preserve"> 09.02.07 Информационные системы и программирование</w:t>
       </w:r>
       <w:r>
         <w:rPr>
@@ -112,7 +112,7 @@
           <w:color w:val="0F1115"/>
           <w:lang w:eastAsia="ru-RU"/>
         </w:rPr>
-        <w:t> «Анализ предметной области. Выделение сущностей и атрибутов»</w:t>
+        <w:t xml:space="preserve"> «Анализ предметной области. Выделение сущностей и атрибутов»</w:t>
       </w:r>
       <w:r>
         <w:rPr>
@@ -138,7 +138,7 @@
           <w:color w:val="0F1115"/>
           <w:lang w:eastAsia="ru-RU"/>
         </w:rPr>
-        <w:t> 90 минут</w:t>
+        <w:t xml:space="preserve"> 90 минут</w:t>
       </w:r>
       <w:r>
         <w:rPr>
@@ -164,7 +164,7 @@
           <w:color w:val="0F1115"/>
           <w:lang w:eastAsia="ru-RU"/>
         </w:rPr>
-        <w:t> 13.10.2026</w:t>
+        <w:t xml:space="preserve"> 13.10.2026</w:t>
       </w:r>
       <w:r>
         <w:rPr>
@@ -216,7 +216,7 @@
           <w:color w:val="0F1115"/>
           <w:lang w:eastAsia="ru-RU"/>
         </w:rPr>
-        <w:t> ЗИП-1-24</w:t>
+        <w:t xml:space="preserve"> 3ИП-1-24</w:t>
       </w:r>
     </w:p>
     <w:p>
@@ -917,7 +917,7 @@
                 <w:szCs w:val="23"/>
                 <w:lang w:val="en-US" w:eastAsia="ru-RU"/>
               </w:rPr>
-              <w:t>, </w:t>
+              <w:t xml:space="preserve">, </w:t>
             </w:r>
             <w:hyperlink r:id="rId5" w:tgtFrame="_blank" w:history="1">
               <w:r>
@@ -1073,7 +1073,6 @@
           <w:color w:val="0F1115"/>
           <w:lang w:eastAsia="ru-RU"/>
         </w:rPr>
-        <w:lastRenderedPageBreak/>
         <w:t>Выделять атрибуты (свойства);</w:t>
       </w:r>
     </w:p>
@@ -1217,7 +1216,7 @@
           <w:color w:val="0F1115"/>
           <w:lang w:eastAsia="ru-RU"/>
         </w:rPr>
-        <w:t> — это часть реального мира, которая описывается в базе данных.</w:t>
+        <w:t xml:space="preserve"> — это часть реального мира, которая описывается в базе данных.</w:t>
       </w:r>
     </w:p>
     <w:p>
@@ -1246,7 +1245,7 @@
           <w:color w:val="0F1115"/>
           <w:lang w:eastAsia="ru-RU"/>
         </w:rPr>
-        <w:t> «Мир часов» — продажа часов.</w:t>
+        <w:t xml:space="preserve"> «Мир часов» — продажа часов.</w:t>
       </w:r>
     </w:p>
     <w:p>
@@ -1303,7 +1302,7 @@
           <w:color w:val="0F1115"/>
           <w:lang w:eastAsia="ru-RU"/>
         </w:rPr>
-        <w:t> — это объект предметной области, о котором хранится информация.</w:t>
+        <w:t xml:space="preserve"> — это объект предметной области, о котором хранится информация.</w:t>
       </w:r>
     </w:p>
     <w:p>
@@ -1964,7 +1963,7 @@
           <w:color w:val="0F1115"/>
           <w:lang w:eastAsia="ru-RU"/>
         </w:rPr>
-        <w:t> — это свойство сущности.</w:t>
+        <w:t xml:space="preserve"> — это свойство сущности.</w:t>
       </w:r>
     </w:p>
     <w:p>
@@ -2040,7 +2039,6 @@
                 <w:szCs w:val="23"/>
                 <w:lang w:eastAsia="ru-RU"/>
               </w:rPr>
-              <w:lastRenderedPageBreak/>
               <w:t>Атрибут</w:t>
             </w:r>
           </w:p>
@@ -2981,7 +2979,7 @@
           <w:color w:val="0F1115"/>
           <w:lang w:eastAsia="ru-RU"/>
         </w:rPr>
-        <w:t> — это отношение между сущностями.</w:t>
+        <w:t xml:space="preserve"> — это отношение между сущностями.</w:t>
       </w:r>
     </w:p>
     <w:p>
@@ -3753,7 +3751,6 @@
                 <w:szCs w:val="23"/>
                 <w:lang w:eastAsia="ru-RU"/>
               </w:rPr>
-              <w:lastRenderedPageBreak/>
               <w:t>2</w:t>
             </w:r>
           </w:p>
@@ -5033,7 +5030,6 @@
                 <w:szCs w:val="23"/>
                 <w:lang w:eastAsia="ru-RU"/>
               </w:rPr>
-              <w:lastRenderedPageBreak/>
               <w:t>Изображение</w:t>
             </w:r>
           </w:p>
@@ -6612,7 +6608,6 @@
                 <w:szCs w:val="23"/>
                 <w:lang w:eastAsia="ru-RU"/>
               </w:rPr>
-              <w:lastRenderedPageBreak/>
               <w:t>Атрибут</w:t>
             </w:r>
           </w:p>
@@ -7978,7 +7973,6 @@
                 <w:szCs w:val="23"/>
                 <w:lang w:eastAsia="ru-RU"/>
               </w:rPr>
-              <w:lastRenderedPageBreak/>
               <w:t>product_id</w:t>
             </w:r>
           </w:p>
@@ -9262,7 +9256,6 @@
           <w:color w:val="0F1115"/>
           <w:lang w:eastAsia="ru-RU"/>
         </w:rPr>
-        <w:lastRenderedPageBreak/>
         <w:t>Сущность «Состав заказа»:</w:t>
       </w:r>
     </w:p>
@@ -10719,7 +10712,7 @@
           <w:color w:val="0F1115"/>
           <w:lang w:eastAsia="ru-RU"/>
         </w:rPr>
-        <w:t> Прочитайте описание предметной области «Мир часов»:</w:t>
+        <w:t xml:space="preserve"> Прочитайте описание предметной области «Мир часов»:</w:t>
       </w:r>
     </w:p>
     <w:p>
@@ -10738,7 +10731,6 @@
           <w:color w:val="0F1115"/>
           <w:lang w:eastAsia="ru-RU"/>
         </w:rPr>
-        <w:lastRenderedPageBreak/>
         <w:t>Компания «Мир часов» занимается продажей часов. В каталоге хранятся модели часов с указанием категории, производителя, цены, описания и состава. Каждая модель имеет изображение. Клиенты могут заказать одну или несколько моделей. Заказ содержит дату, клиента и список товаров. Пользователи системы имеют роли: администратор, менеджер, клиент.</w:t>
       </w:r>
     </w:p>
@@ -10768,7 +10760,7 @@
           <w:color w:val="0F1115"/>
           <w:lang w:eastAsia="ru-RU"/>
         </w:rPr>
-        <w:t> Выделите существительные (сущности):</w:t>
+        <w:t xml:space="preserve"> Выделите существительные (сущности):</w:t>
       </w:r>
     </w:p>
     <w:tbl>
@@ -11735,7 +11727,7 @@
           <w:color w:val="0F1115"/>
           <w:lang w:eastAsia="ru-RU"/>
         </w:rPr>
-        <w:t> Выделите сущности:</w:t>
+        <w:t xml:space="preserve"> Выделите сущности:</w:t>
       </w:r>
     </w:p>
     <w:tbl>
@@ -12503,7 +12495,6 @@
                 <w:szCs w:val="23"/>
                 <w:lang w:eastAsia="ru-RU"/>
               </w:rPr>
-              <w:lastRenderedPageBreak/>
               <w:t>7</w:t>
             </w:r>
           </w:p>
@@ -12724,38 +12715,6 @@
           <w:color w:val="0F1115"/>
           <w:lang w:eastAsia="ru-RU"/>
         </w:rPr>
-        <w:drawing>
-          <wp:inline xmlns:a="http://schemas.openxmlformats.org/drawingml/2006/main" xmlns:pic="http://schemas.openxmlformats.org/drawingml/2006/picture">
-            <wp:extent cx="5940000" cy="5861842"/>
-            <wp:docPr id="1" name="Picture 1"/>
-            <wp:cNvGraphicFramePr>
-              <a:graphicFrameLocks noChangeAspect="1"/>
-            </wp:cNvGraphicFramePr>
-            <a:graphic>
-              <a:graphicData uri="http://schemas.openxmlformats.org/drawingml/2006/picture">
-                <pic:pic>
-                  <pic:nvPicPr>
-                    <pic:cNvPr id="0" name="1.3.png"/>
-                    <pic:cNvPicPr/>
-                  </pic:nvPicPr>
-                  <pic:blipFill>
-                    <a:blip r:embed="rId11"/>
-                    <a:stretch>
-                      <a:fillRect/>
-                    </a:stretch>
-                  </pic:blipFill>
-                  <pic:spPr>
-                    <a:xfrm>
-                      <a:off x="0" y="0"/>
-                      <a:ext cx="5940000" cy="5861842"/>
-                    </a:xfrm>
-                    <a:prstGeom prst="rect"/>
-                  </pic:spPr>
-                </pic:pic>
-              </a:graphicData>
-            </a:graphic>
-          </wp:inline>
-        </w:drawing>
       </w:r>
     </w:p>
     <w:p>
@@ -12812,7 +12771,7 @@
           <w:color w:val="0F1115"/>
           <w:lang w:eastAsia="ru-RU"/>
         </w:rPr>
-        <w:t> Определите атрибуты для сущности «Категория»:</w:t>
+        <w:t xml:space="preserve"> Определите атрибуты для сущности «Категория»:</w:t>
       </w:r>
     </w:p>
     <w:tbl>
@@ -13581,38 +13540,6 @@
           <w:color w:val="0F1115"/>
           <w:lang w:eastAsia="ru-RU"/>
         </w:rPr>
-        <w:drawing>
-          <wp:inline xmlns:a="http://schemas.openxmlformats.org/drawingml/2006/main" xmlns:pic="http://schemas.openxmlformats.org/drawingml/2006/picture">
-            <wp:extent cx="5940000" cy="3687290"/>
-            <wp:docPr id="2" name="Picture 2"/>
-            <wp:cNvGraphicFramePr>
-              <a:graphicFrameLocks noChangeAspect="1"/>
-            </wp:cNvGraphicFramePr>
-            <a:graphic>
-              <a:graphicData uri="http://schemas.openxmlformats.org/drawingml/2006/picture">
-                <pic:pic>
-                  <pic:nvPicPr>
-                    <pic:cNvPr id="0" name="2.1.png"/>
-                    <pic:cNvPicPr/>
-                  </pic:nvPicPr>
-                  <pic:blipFill>
-                    <a:blip r:embed="rId12"/>
-                    <a:stretch>
-                      <a:fillRect/>
-                    </a:stretch>
-                  </pic:blipFill>
-                  <pic:spPr>
-                    <a:xfrm>
-                      <a:off x="0" y="0"/>
-                      <a:ext cx="5940000" cy="3687290"/>
-                    </a:xfrm>
-                    <a:prstGeom prst="rect"/>
-                  </pic:spPr>
-                </pic:pic>
-              </a:graphicData>
-            </a:graphic>
-          </wp:inline>
-        </w:drawing>
       </w:r>
     </w:p>
     <w:p>
@@ -13641,7 +13568,7 @@
           <w:color w:val="0F1115"/>
           <w:lang w:eastAsia="ru-RU"/>
         </w:rPr>
-        <w:t> Определите атрибуты для сущности «Товар»:</w:t>
+        <w:t xml:space="preserve"> Определите атрибуты для сущности «Товар»:</w:t>
       </w:r>
     </w:p>
     <w:tbl>
@@ -15120,38 +15047,6 @@
           <w:color w:val="0F1115"/>
           <w:lang w:eastAsia="ru-RU"/>
         </w:rPr>
-        <w:drawing>
-          <wp:inline xmlns:a="http://schemas.openxmlformats.org/drawingml/2006/main" xmlns:pic="http://schemas.openxmlformats.org/drawingml/2006/picture">
-            <wp:extent cx="5940000" cy="3687290"/>
-            <wp:docPr id="3" name="Picture 3"/>
-            <wp:cNvGraphicFramePr>
-              <a:graphicFrameLocks noChangeAspect="1"/>
-            </wp:cNvGraphicFramePr>
-            <a:graphic>
-              <a:graphicData uri="http://schemas.openxmlformats.org/drawingml/2006/picture">
-                <pic:pic>
-                  <pic:nvPicPr>
-                    <pic:cNvPr id="0" name="2.2.png"/>
-                    <pic:cNvPicPr/>
-                  </pic:nvPicPr>
-                  <pic:blipFill>
-                    <a:blip r:embed="rId13"/>
-                    <a:stretch>
-                      <a:fillRect/>
-                    </a:stretch>
-                  </pic:blipFill>
-                  <pic:spPr>
-                    <a:xfrm>
-                      <a:off x="0" y="0"/>
-                      <a:ext cx="5940000" cy="3687290"/>
-                    </a:xfrm>
-                    <a:prstGeom prst="rect"/>
-                  </pic:spPr>
-                </pic:pic>
-              </a:graphicData>
-            </a:graphic>
-          </wp:inline>
-        </w:drawing>
       </w:r>
     </w:p>
     <w:p>
@@ -15180,7 +15075,7 @@
           <w:color w:val="0F1115"/>
           <w:lang w:eastAsia="ru-RU"/>
         </w:rPr>
-        <w:t> Определите атрибуты для сущности «Размер»:</w:t>
+        <w:t xml:space="preserve"> Определите атрибуты для сущности «Размер»:</w:t>
       </w:r>
     </w:p>
     <w:tbl>
@@ -15807,38 +15702,6 @@
           <w:color w:val="0F1115"/>
           <w:lang w:eastAsia="ru-RU"/>
         </w:rPr>
-        <w:drawing>
-          <wp:inline xmlns:a="http://schemas.openxmlformats.org/drawingml/2006/main" xmlns:pic="http://schemas.openxmlformats.org/drawingml/2006/picture">
-            <wp:extent cx="5940000" cy="3687290"/>
-            <wp:docPr id="4" name="Picture 4"/>
-            <wp:cNvGraphicFramePr>
-              <a:graphicFrameLocks noChangeAspect="1"/>
-            </wp:cNvGraphicFramePr>
-            <a:graphic>
-              <a:graphicData uri="http://schemas.openxmlformats.org/drawingml/2006/picture">
-                <pic:pic>
-                  <pic:nvPicPr>
-                    <pic:cNvPr id="0" name="2.3.png"/>
-                    <pic:cNvPicPr/>
-                  </pic:nvPicPr>
-                  <pic:blipFill>
-                    <a:blip r:embed="rId14"/>
-                    <a:stretch>
-                      <a:fillRect/>
-                    </a:stretch>
-                  </pic:blipFill>
-                  <pic:spPr>
-                    <a:xfrm>
-                      <a:off x="0" y="0"/>
-                      <a:ext cx="5940000" cy="3687290"/>
-                    </a:xfrm>
-                    <a:prstGeom prst="rect"/>
-                  </pic:spPr>
-                </pic:pic>
-              </a:graphicData>
-            </a:graphic>
-          </wp:inline>
-        </w:drawing>
       </w:r>
     </w:p>
     <w:p>
@@ -15895,7 +15758,7 @@
           <w:color w:val="0F1115"/>
           <w:lang w:eastAsia="ru-RU"/>
         </w:rPr>
-        <w:t> Определите связи между сущностями:</w:t>
+        <w:t xml:space="preserve"> Определите связи между сущностями:</w:t>
       </w:r>
     </w:p>
     <w:tbl>
@@ -16782,38 +16645,6 @@
           <w:color w:val="0F1115"/>
           <w:lang w:eastAsia="ru-RU"/>
         </w:rPr>
-        <w:drawing>
-          <wp:inline xmlns:a="http://schemas.openxmlformats.org/drawingml/2006/main" xmlns:pic="http://schemas.openxmlformats.org/drawingml/2006/picture">
-            <wp:extent cx="5940000" cy="2558368"/>
-            <wp:docPr id="5" name="Picture 5"/>
-            <wp:cNvGraphicFramePr>
-              <a:graphicFrameLocks noChangeAspect="1"/>
-            </wp:cNvGraphicFramePr>
-            <a:graphic>
-              <a:graphicData uri="http://schemas.openxmlformats.org/drawingml/2006/picture">
-                <pic:pic>
-                  <pic:nvPicPr>
-                    <pic:cNvPr id="0" name="3.1.png"/>
-                    <pic:cNvPicPr/>
-                  </pic:nvPicPr>
-                  <pic:blipFill>
-                    <a:blip r:embed="rId15"/>
-                    <a:stretch>
-                      <a:fillRect/>
-                    </a:stretch>
-                  </pic:blipFill>
-                  <pic:spPr>
-                    <a:xfrm>
-                      <a:off x="0" y="0"/>
-                      <a:ext cx="5940000" cy="2558368"/>
-                    </a:xfrm>
-                    <a:prstGeom prst="rect"/>
-                  </pic:spPr>
-                </pic:pic>
-              </a:graphicData>
-            </a:graphic>
-          </wp:inline>
-        </w:drawing>
       </w:r>
     </w:p>
     <w:p>
@@ -16834,7 +16665,6 @@
           <w:color w:val="0F1115"/>
           <w:lang w:eastAsia="ru-RU"/>
         </w:rPr>
-        <w:lastRenderedPageBreak/>
         <w:t>Задание 3.2.</w:t>
       </w:r>
       <w:r>
@@ -16843,7 +16673,7 @@
           <w:color w:val="0F1115"/>
           <w:lang w:eastAsia="ru-RU"/>
         </w:rPr>
-        <w:t> Нарисуйте схему связей:</w:t>
+        <w:t xml:space="preserve"> Нарисуйте схему связей:</w:t>
       </w:r>
     </w:p>
     <w:p>
@@ -17439,38 +17269,6 @@
           <w:color w:val="0F1115"/>
           <w:lang w:eastAsia="ru-RU"/>
         </w:rPr>
-        <w:drawing>
-          <wp:inline xmlns:a="http://schemas.openxmlformats.org/drawingml/2006/main" xmlns:pic="http://schemas.openxmlformats.org/drawingml/2006/picture">
-            <wp:extent cx="3587040" cy="4210320"/>
-            <wp:docPr id="15" name="Picture 15"/>
-            <wp:cNvGraphicFramePr>
-              <a:graphicFrameLocks noChangeAspect="1"/>
-            </wp:cNvGraphicFramePr>
-            <a:graphic>
-              <a:graphicData uri="http://schemas.openxmlformats.org/drawingml/2006/picture">
-                <pic:pic>
-                  <pic:nvPicPr>
-                    <pic:cNvPr id="0" name="schema_3.2.png"/>
-                    <pic:cNvPicPr/>
-                  </pic:nvPicPr>
-                  <pic:blipFill>
-                    <a:blip r:embed="rId25"/>
-                    <a:stretch>
-                      <a:fillRect/>
-                    </a:stretch>
-                  </pic:blipFill>
-                  <pic:spPr>
-                    <a:xfrm>
-                      <a:off x="0" y="0"/>
-                      <a:ext cx="3587040" cy="4210320"/>
-                    </a:xfrm>
-                    <a:prstGeom prst="rect"/>
-                  </pic:spPr>
-                </pic:pic>
-              </a:graphicData>
-            </a:graphic>
-          </wp:inline>
-        </w:drawing>
       </w:r>
     </w:p>
     <w:p>
@@ -17527,7 +17325,7 @@
           <w:color w:val="0F1115"/>
           <w:lang w:eastAsia="ru-RU"/>
         </w:rPr>
-        <w:t> Проанализируйте свою предметную область (из индивидуального задания).</w:t>
+        <w:t xml:space="preserve"> Проанализируйте свою предметную область (из индивидуального задания).</w:t>
       </w:r>
     </w:p>
     <w:p>
@@ -17585,7 +17383,7 @@
           <w:color w:val="0F1115"/>
           <w:lang w:eastAsia="ru-RU"/>
         </w:rPr>
-        <w:t> Выделите сущности:</w:t>
+        <w:t xml:space="preserve"> Выделите сущности:</w:t>
       </w:r>
     </w:p>
     <w:tbl>
@@ -18270,38 +18068,6 @@
           <w:color w:val="0F1115"/>
           <w:lang w:eastAsia="ru-RU"/>
         </w:rPr>
-        <w:drawing>
-          <wp:inline xmlns:a="http://schemas.openxmlformats.org/drawingml/2006/main" xmlns:pic="http://schemas.openxmlformats.org/drawingml/2006/picture">
-            <wp:extent cx="5940000" cy="2568789"/>
-            <wp:docPr id="6" name="Picture 6"/>
-            <wp:cNvGraphicFramePr>
-              <a:graphicFrameLocks noChangeAspect="1"/>
-            </wp:cNvGraphicFramePr>
-            <a:graphic>
-              <a:graphicData uri="http://schemas.openxmlformats.org/drawingml/2006/picture">
-                <pic:pic>
-                  <pic:nvPicPr>
-                    <pic:cNvPr id="0" name="4.2.png"/>
-                    <pic:cNvPicPr/>
-                  </pic:nvPicPr>
-                  <pic:blipFill>
-                    <a:blip r:embed="rId16"/>
-                    <a:stretch>
-                      <a:fillRect/>
-                    </a:stretch>
-                  </pic:blipFill>
-                  <pic:spPr>
-                    <a:xfrm>
-                      <a:off x="0" y="0"/>
-                      <a:ext cx="5940000" cy="2568789"/>
-                    </a:xfrm>
-                    <a:prstGeom prst="rect"/>
-                  </pic:spPr>
-                </pic:pic>
-              </a:graphicData>
-            </a:graphic>
-          </wp:inline>
-        </w:drawing>
       </w:r>
     </w:p>
     <w:p>
@@ -18330,7 +18096,7 @@
           <w:color w:val="0F1115"/>
           <w:lang w:eastAsia="ru-RU"/>
         </w:rPr>
-        <w:t> Определите атрибуты для каждой сущности:</w:t>
+        <w:t xml:space="preserve"> Определите атрибуты для каждой сущности:</w:t>
       </w:r>
     </w:p>
     <w:p>
@@ -19766,38 +19532,6 @@
           <w:color w:val="0F1115"/>
           <w:lang w:eastAsia="ru-RU"/>
         </w:rPr>
-        <w:drawing>
-          <wp:inline xmlns:a="http://schemas.openxmlformats.org/drawingml/2006/main" xmlns:pic="http://schemas.openxmlformats.org/drawingml/2006/picture">
-            <wp:extent cx="5940000" cy="4647789"/>
-            <wp:docPr id="7" name="Picture 7"/>
-            <wp:cNvGraphicFramePr>
-              <a:graphicFrameLocks noChangeAspect="1"/>
-            </wp:cNvGraphicFramePr>
-            <a:graphic>
-              <a:graphicData uri="http://schemas.openxmlformats.org/drawingml/2006/picture">
-                <pic:pic>
-                  <pic:nvPicPr>
-                    <pic:cNvPr id="0" name="4.3.png"/>
-                    <pic:cNvPicPr/>
-                  </pic:nvPicPr>
-                  <pic:blipFill>
-                    <a:blip r:embed="rId17"/>
-                    <a:stretch>
-                      <a:fillRect/>
-                    </a:stretch>
-                  </pic:blipFill>
-                  <pic:spPr>
-                    <a:xfrm>
-                      <a:off x="0" y="0"/>
-                      <a:ext cx="5940000" cy="4647789"/>
-                    </a:xfrm>
-                    <a:prstGeom prst="rect"/>
-                  </pic:spPr>
-                </pic:pic>
-              </a:graphicData>
-            </a:graphic>
-          </wp:inline>
-        </w:drawing>
       </w:r>
     </w:p>
     <w:p>
@@ -19826,7 +19560,7 @@
           <w:color w:val="0F1115"/>
           <w:lang w:eastAsia="ru-RU"/>
         </w:rPr>
-        <w:t> Определите связи:</w:t>
+        <w:t xml:space="preserve"> Определите связи:</w:t>
       </w:r>
     </w:p>
     <w:tbl>
@@ -20173,38 +19907,6 @@
           <w:color w:val="0F1115"/>
           <w:lang w:eastAsia="ru-RU"/>
         </w:rPr>
-        <w:drawing>
-          <wp:inline xmlns:a="http://schemas.openxmlformats.org/drawingml/2006/main" xmlns:pic="http://schemas.openxmlformats.org/drawingml/2006/picture">
-            <wp:extent cx="5940000" cy="1495421"/>
-            <wp:docPr id="8" name="Picture 8"/>
-            <wp:cNvGraphicFramePr>
-              <a:graphicFrameLocks noChangeAspect="1"/>
-            </wp:cNvGraphicFramePr>
-            <a:graphic>
-              <a:graphicData uri="http://schemas.openxmlformats.org/drawingml/2006/picture">
-                <pic:pic>
-                  <pic:nvPicPr>
-                    <pic:cNvPr id="0" name="4.4.png"/>
-                    <pic:cNvPicPr/>
-                  </pic:nvPicPr>
-                  <pic:blipFill>
-                    <a:blip r:embed="rId18"/>
-                    <a:stretch>
-                      <a:fillRect/>
-                    </a:stretch>
-                  </pic:blipFill>
-                  <pic:spPr>
-                    <a:xfrm>
-                      <a:off x="0" y="0"/>
-                      <a:ext cx="5940000" cy="1495421"/>
-                    </a:xfrm>
-                    <a:prstGeom prst="rect"/>
-                  </pic:spPr>
-                </pic:pic>
-              </a:graphicData>
-            </a:graphic>
-          </wp:inline>
-        </w:drawing>
       </w:r>
     </w:p>
     <w:p>
@@ -20277,7 +19979,6 @@
           <w:color w:val="0F1115"/>
           <w:lang w:eastAsia="ru-RU"/>
         </w:rPr>
-        <w:lastRenderedPageBreak/>
         <w:t>Задание 1.1.</w:t>
       </w:r>
       <w:r>
@@ -20286,7 +19987,7 @@
           <w:color w:val="0F1115"/>
           <w:lang w:eastAsia="ru-RU"/>
         </w:rPr>
-        <w:t> Определите 3 сущности для предметной области «Книжный мир»:</w:t>
+        <w:t xml:space="preserve"> Определите 3 сущности для предметной области «Книжный мир»:</w:t>
       </w:r>
     </w:p>
     <w:tbl>
@@ -20769,38 +20470,6 @@
           <w:color w:val="0F1115"/>
           <w:lang w:eastAsia="ru-RU"/>
         </w:rPr>
-        <w:drawing>
-          <wp:inline xmlns:a="http://schemas.openxmlformats.org/drawingml/2006/main" xmlns:pic="http://schemas.openxmlformats.org/drawingml/2006/picture">
-            <wp:extent cx="5940000" cy="1500632"/>
-            <wp:docPr id="9" name="Picture 9"/>
-            <wp:cNvGraphicFramePr>
-              <a:graphicFrameLocks noChangeAspect="1"/>
-            </wp:cNvGraphicFramePr>
-            <a:graphic>
-              <a:graphicData uri="http://schemas.openxmlformats.org/drawingml/2006/picture">
-                <pic:pic>
-                  <pic:nvPicPr>
-                    <pic:cNvPr id="0" name="5.1.1.png"/>
-                    <pic:cNvPicPr/>
-                  </pic:nvPicPr>
-                  <pic:blipFill>
-                    <a:blip r:embed="rId19"/>
-                    <a:stretch>
-                      <a:fillRect/>
-                    </a:stretch>
-                  </pic:blipFill>
-                  <pic:spPr>
-                    <a:xfrm>
-                      <a:off x="0" y="0"/>
-                      <a:ext cx="5940000" cy="1500632"/>
-                    </a:xfrm>
-                    <a:prstGeom prst="rect"/>
-                  </pic:spPr>
-                </pic:pic>
-              </a:graphicData>
-            </a:graphic>
-          </wp:inline>
-        </w:drawing>
       </w:r>
     </w:p>
     <w:p>
@@ -20829,7 +20498,7 @@
           <w:color w:val="0F1115"/>
           <w:lang w:eastAsia="ru-RU"/>
         </w:rPr>
-        <w:t> Определите атрибуты для сущности «Книга»:</w:t>
+        <w:t xml:space="preserve"> Определите атрибуты для сущности «Книга»:</w:t>
       </w:r>
     </w:p>
     <w:tbl>
@@ -21176,38 +20845,6 @@
           <w:color w:val="0F1115"/>
           <w:lang w:eastAsia="ru-RU"/>
         </w:rPr>
-        <w:drawing>
-          <wp:inline xmlns:a="http://schemas.openxmlformats.org/drawingml/2006/main" xmlns:pic="http://schemas.openxmlformats.org/drawingml/2006/picture">
-            <wp:extent cx="5940000" cy="1505842"/>
-            <wp:docPr id="10" name="Picture 10"/>
-            <wp:cNvGraphicFramePr>
-              <a:graphicFrameLocks noChangeAspect="1"/>
-            </wp:cNvGraphicFramePr>
-            <a:graphic>
-              <a:graphicData uri="http://schemas.openxmlformats.org/drawingml/2006/picture">
-                <pic:pic>
-                  <pic:nvPicPr>
-                    <pic:cNvPr id="0" name="5.1.2.png"/>
-                    <pic:cNvPicPr/>
-                  </pic:nvPicPr>
-                  <pic:blipFill>
-                    <a:blip r:embed="rId20"/>
-                    <a:stretch>
-                      <a:fillRect/>
-                    </a:stretch>
-                  </pic:blipFill>
-                  <pic:spPr>
-                    <a:xfrm>
-                      <a:off x="0" y="0"/>
-                      <a:ext cx="5940000" cy="1505842"/>
-                    </a:xfrm>
-                    <a:prstGeom prst="rect"/>
-                  </pic:spPr>
-                </pic:pic>
-              </a:graphicData>
-            </a:graphic>
-          </wp:inline>
-        </w:drawing>
       </w:r>
     </w:p>
     <w:p>
@@ -21260,7 +20897,7 @@
           <w:color w:val="0F1115"/>
           <w:lang w:eastAsia="ru-RU"/>
         </w:rPr>
-        <w:t> Определите 5 сущностей для предметной области «ТехноМир»:</w:t>
+        <w:t xml:space="preserve"> Определите 5 сущностей для предметной области «ТехноМир»:</w:t>
       </w:r>
     </w:p>
     <w:tbl>
@@ -21945,38 +21582,6 @@
           <w:color w:val="0F1115"/>
           <w:lang w:eastAsia="ru-RU"/>
         </w:rPr>
-        <w:drawing>
-          <wp:inline xmlns:a="http://schemas.openxmlformats.org/drawingml/2006/main" xmlns:pic="http://schemas.openxmlformats.org/drawingml/2006/picture">
-            <wp:extent cx="5940000" cy="2026895"/>
-            <wp:docPr id="11" name="Picture 11"/>
-            <wp:cNvGraphicFramePr>
-              <a:graphicFrameLocks noChangeAspect="1"/>
-            </wp:cNvGraphicFramePr>
-            <a:graphic>
-              <a:graphicData uri="http://schemas.openxmlformats.org/drawingml/2006/picture">
-                <pic:pic>
-                  <pic:nvPicPr>
-                    <pic:cNvPr id="0" name="5.2.1.png"/>
-                    <pic:cNvPicPr/>
-                  </pic:nvPicPr>
-                  <pic:blipFill>
-                    <a:blip r:embed="rId21"/>
-                    <a:stretch>
-                      <a:fillRect/>
-                    </a:stretch>
-                  </pic:blipFill>
-                  <pic:spPr>
-                    <a:xfrm>
-                      <a:off x="0" y="0"/>
-                      <a:ext cx="5940000" cy="2026895"/>
-                    </a:xfrm>
-                    <a:prstGeom prst="rect"/>
-                  </pic:spPr>
-                </pic:pic>
-              </a:graphicData>
-            </a:graphic>
-          </wp:inline>
-        </w:drawing>
       </w:r>
     </w:p>
     <w:p>
@@ -21997,7 +21602,6 @@
           <w:color w:val="0F1115"/>
           <w:lang w:eastAsia="ru-RU"/>
         </w:rPr>
-        <w:lastRenderedPageBreak/>
         <w:t>Задание 2.2.</w:t>
       </w:r>
       <w:r>
@@ -22006,7 +21610,7 @@
           <w:color w:val="0F1115"/>
           <w:lang w:eastAsia="ru-RU"/>
         </w:rPr>
-        <w:t> Определите атрибуты и связи:</w:t>
+        <w:t xml:space="preserve"> Определите атрибуты и связи:</w:t>
       </w:r>
     </w:p>
     <w:tbl>
@@ -22489,38 +22093,6 @@
           <w:color w:val="0F1115"/>
           <w:lang w:eastAsia="ru-RU"/>
         </w:rPr>
-        <w:drawing>
-          <wp:inline xmlns:a="http://schemas.openxmlformats.org/drawingml/2006/main" xmlns:pic="http://schemas.openxmlformats.org/drawingml/2006/picture">
-            <wp:extent cx="5940000" cy="1113268"/>
-            <wp:docPr id="12" name="Picture 12"/>
-            <wp:cNvGraphicFramePr>
-              <a:graphicFrameLocks noChangeAspect="1"/>
-            </wp:cNvGraphicFramePr>
-            <a:graphic>
-              <a:graphicData uri="http://schemas.openxmlformats.org/drawingml/2006/picture">
-                <pic:pic>
-                  <pic:nvPicPr>
-                    <pic:cNvPr id="0" name="5.2.2.png"/>
-                    <pic:cNvPicPr/>
-                  </pic:nvPicPr>
-                  <pic:blipFill>
-                    <a:blip r:embed="rId22"/>
-                    <a:stretch>
-                      <a:fillRect/>
-                    </a:stretch>
-                  </pic:blipFill>
-                  <pic:spPr>
-                    <a:xfrm>
-                      <a:off x="0" y="0"/>
-                      <a:ext cx="5940000" cy="1113268"/>
-                    </a:xfrm>
-                    <a:prstGeom prst="rect"/>
-                  </pic:spPr>
-                </pic:pic>
-              </a:graphicData>
-            </a:graphic>
-          </wp:inline>
-        </w:drawing>
       </w:r>
     </w:p>
     <w:p>
@@ -22573,7 +22145,7 @@
           <w:color w:val="0F1115"/>
           <w:lang w:eastAsia="ru-RU"/>
         </w:rPr>
-        <w:t> Проанализируйте предметную область «Цветочный рай»:</w:t>
+        <w:t xml:space="preserve"> Проанализируйте предметную область «Цветочный рай»:</w:t>
       </w:r>
     </w:p>
     <w:tbl>
@@ -23594,38 +23166,6 @@
           <w:color w:val="0F1115"/>
           <w:lang w:eastAsia="ru-RU"/>
         </w:rPr>
-        <w:drawing>
-          <wp:inline xmlns:a="http://schemas.openxmlformats.org/drawingml/2006/main" xmlns:pic="http://schemas.openxmlformats.org/drawingml/2006/picture">
-            <wp:extent cx="5940000" cy="1995080"/>
-            <wp:docPr id="13" name="Picture 13"/>
-            <wp:cNvGraphicFramePr>
-              <a:graphicFrameLocks noChangeAspect="1"/>
-            </wp:cNvGraphicFramePr>
-            <a:graphic>
-              <a:graphicData uri="http://schemas.openxmlformats.org/drawingml/2006/picture">
-                <pic:pic>
-                  <pic:nvPicPr>
-                    <pic:cNvPr id="0" name="5.3.1.png"/>
-                    <pic:cNvPicPr/>
-                  </pic:nvPicPr>
-                  <pic:blipFill>
-                    <a:blip r:embed="rId23"/>
-                    <a:stretch>
-                      <a:fillRect/>
-                    </a:stretch>
-                  </pic:blipFill>
-                  <pic:spPr>
-                    <a:xfrm>
-                      <a:off x="0" y="0"/>
-                      <a:ext cx="5940000" cy="1995080"/>
-                    </a:xfrm>
-                    <a:prstGeom prst="rect"/>
-                  </pic:spPr>
-                </pic:pic>
-              </a:graphicData>
-            </a:graphic>
-          </wp:inline>
-        </w:drawing>
       </w:r>
     </w:p>
     <w:p>
@@ -23654,7 +23194,7 @@
           <w:color w:val="0F1115"/>
           <w:lang w:eastAsia="ru-RU"/>
         </w:rPr>
-        <w:t> Нарисуйте схему связей:</w:t>
+        <w:t xml:space="preserve"> Нарисуйте схему связей:</w:t>
       </w:r>
     </w:p>
     <w:p>
@@ -23673,38 +23213,6 @@
           <w:color w:val="0F1115"/>
           <w:lang w:eastAsia="ru-RU"/>
         </w:rPr>
-        <w:drawing>
-          <wp:inline xmlns:a="http://schemas.openxmlformats.org/drawingml/2006/main" xmlns:pic="http://schemas.openxmlformats.org/drawingml/2006/picture">
-            <wp:extent cx="5940000" cy="6668372"/>
-            <wp:docPr id="16" name="Picture 16"/>
-            <wp:cNvGraphicFramePr>
-              <a:graphicFrameLocks noChangeAspect="1"/>
-            </wp:cNvGraphicFramePr>
-            <a:graphic>
-              <a:graphicData uri="http://schemas.openxmlformats.org/drawingml/2006/picture">
-                <pic:pic>
-                  <pic:nvPicPr>
-                    <pic:cNvPr id="0" name="schema_5.3.2.png"/>
-                    <pic:cNvPicPr/>
-                  </pic:nvPicPr>
-                  <pic:blipFill>
-                    <a:blip r:embed="rId26"/>
-                    <a:stretch>
-                      <a:fillRect/>
-                    </a:stretch>
-                  </pic:blipFill>
-                  <pic:spPr>
-                    <a:xfrm>
-                      <a:off x="0" y="0"/>
-                      <a:ext cx="5940000" cy="6668372"/>
-                    </a:xfrm>
-                    <a:prstGeom prst="rect"/>
-                  </pic:spPr>
-                </pic:pic>
-              </a:graphicData>
-            </a:graphic>
-          </wp:inline>
-        </w:drawing>
       </w:r>
     </w:p>
     <w:p>
@@ -23761,7 +23269,7 @@
           <w:color w:val="0F1115"/>
           <w:lang w:eastAsia="ru-RU"/>
         </w:rPr>
-        <w:t> Придумайте свою предметную область и проанализируйте её.</w:t>
+        <w:t xml:space="preserve"> Придумайте свою предметную область и проанализируйте её.</w:t>
       </w:r>
     </w:p>
     <w:p>
@@ -23867,7 +23375,6 @@
                 <w:szCs w:val="23"/>
                 <w:lang w:eastAsia="ru-RU"/>
               </w:rPr>
-              <w:lastRenderedPageBreak/>
               <w:t>№</w:t>
             </w:r>
           </w:p>
@@ -24699,38 +24206,6 @@
           <w:color w:val="0F1115"/>
           <w:lang w:eastAsia="ru-RU"/>
         </w:rPr>
-        <w:drawing>
-          <wp:inline xmlns:a="http://schemas.openxmlformats.org/drawingml/2006/main" xmlns:pic="http://schemas.openxmlformats.org/drawingml/2006/picture">
-            <wp:extent cx="5940000" cy="2282211"/>
-            <wp:docPr id="14" name="Picture 14"/>
-            <wp:cNvGraphicFramePr>
-              <a:graphicFrameLocks noChangeAspect="1"/>
-            </wp:cNvGraphicFramePr>
-            <a:graphic>
-              <a:graphicData uri="http://schemas.openxmlformats.org/drawingml/2006/picture">
-                <pic:pic>
-                  <pic:nvPicPr>
-                    <pic:cNvPr id="0" name="6.1.png"/>
-                    <pic:cNvPicPr/>
-                  </pic:nvPicPr>
-                  <pic:blipFill>
-                    <a:blip r:embed="rId24"/>
-                    <a:stretch>
-                      <a:fillRect/>
-                    </a:stretch>
-                  </pic:blipFill>
-                  <pic:spPr>
-                    <a:xfrm>
-                      <a:off x="0" y="0"/>
-                      <a:ext cx="5940000" cy="2282211"/>
-                    </a:xfrm>
-                    <a:prstGeom prst="rect"/>
-                  </pic:spPr>
-                </pic:pic>
-              </a:graphicData>
-            </a:graphic>
-          </wp:inline>
-        </w:drawing>
       </w:r>
     </w:p>
     <w:p>
@@ -25314,7 +24789,6 @@
                 <w:szCs w:val="23"/>
                 <w:lang w:eastAsia="ru-RU"/>
               </w:rPr>
-              <w:lastRenderedPageBreak/>
               <w:t>№</w:t>
             </w:r>
           </w:p>
@@ -26992,7 +26466,6 @@
           <w:color w:val="0F1115"/>
           <w:lang w:eastAsia="ru-RU"/>
         </w:rPr>
-        <w:lastRenderedPageBreak/>
         <w:t>☐</w:t>
       </w:r>
       <w:r>
@@ -27356,6 +26829,9 @@
                 <w:lang w:eastAsia="ru-RU"/>
               </w:rPr>
             </w:pPr>
+            <w:r>
+              <w:t>2</w:t>
+            </w:r>
           </w:p>
         </w:tc>
       </w:tr>
@@ -27481,6 +26957,9 @@
                 <w:lang w:eastAsia="ru-RU"/>
               </w:rPr>
             </w:pPr>
+            <w:r>
+              <w:t>2</w:t>
+            </w:r>
           </w:p>
         </w:tc>
       </w:tr>
@@ -27606,6 +27085,9 @@
                 <w:lang w:eastAsia="ru-RU"/>
               </w:rPr>
             </w:pPr>
+            <w:r>
+              <w:t>2</w:t>
+            </w:r>
           </w:p>
         </w:tc>
       </w:tr>
@@ -27731,6 +27213,9 @@
                 <w:lang w:eastAsia="ru-RU"/>
               </w:rPr>
             </w:pPr>
+            <w:r>
+              <w:t>2</w:t>
+            </w:r>
           </w:p>
         </w:tc>
       </w:tr>
@@ -27856,6 +27341,9 @@
                 <w:lang w:eastAsia="ru-RU"/>
               </w:rPr>
             </w:pPr>
+            <w:r>
+              <w:t>2</w:t>
+            </w:r>
           </w:p>
         </w:tc>
       </w:tr>
@@ -27981,6 +27469,9 @@
                 <w:lang w:eastAsia="ru-RU"/>
               </w:rPr>
             </w:pPr>
+            <w:r>
+              <w:t>2</w:t>
+            </w:r>
           </w:p>
         </w:tc>
       </w:tr>
@@ -28106,6 +27597,9 @@
                 <w:lang w:eastAsia="ru-RU"/>
               </w:rPr>
             </w:pPr>
+            <w:r>
+              <w:t>2</w:t>
+            </w:r>
           </w:p>
         </w:tc>
       </w:tr>
@@ -28231,6 +27725,9 @@
                 <w:lang w:eastAsia="ru-RU"/>
               </w:rPr>
             </w:pPr>
+            <w:r>
+              <w:t>2</w:t>
+            </w:r>
           </w:p>
         </w:tc>
       </w:tr>
@@ -28356,6 +27853,9 @@
                 <w:lang w:eastAsia="ru-RU"/>
               </w:rPr>
             </w:pPr>
+            <w:r>
+              <w:t>2</w:t>
+            </w:r>
           </w:p>
         </w:tc>
       </w:tr>
@@ -28481,6 +27981,9 @@
                 <w:lang w:eastAsia="ru-RU"/>
               </w:rPr>
             </w:pPr>
+            <w:r>
+              <w:t>2</w:t>
+            </w:r>
           </w:p>
         </w:tc>
       </w:tr>
@@ -28601,6 +28104,9 @@
                 <w:lang w:eastAsia="ru-RU"/>
               </w:rPr>
             </w:pPr>
+            <w:r>
+              <w:t>20</w:t>
+            </w:r>
           </w:p>
         </w:tc>
       </w:tr>
@@ -28813,7 +28319,7 @@
           <w:color w:val="0F1115"/>
           <w:lang w:eastAsia="ru-RU"/>
         </w:rPr>
-        <w:t> </w:t>
+        <w:t xml:space="preserve"> </w:t>
       </w:r>
       <w:r>
         <w:rPr>
@@ -28845,7 +28351,6 @@
           <w:color w:val="0F1115"/>
           <w:lang w:eastAsia="ru-RU"/>
         </w:rPr>
-        <w:lastRenderedPageBreak/>
         <w:t>Что выложить после пары:</w:t>
       </w:r>
     </w:p>
@@ -30859,7 +30364,6 @@
           <w:color w:val="0F1115"/>
           <w:lang w:eastAsia="ru-RU"/>
         </w:rPr>
-        <w:lastRenderedPageBreak/>
         <w:t>1. Повторить:</w:t>
       </w:r>
     </w:p>
@@ -32135,7 +31639,6 @@
                 <w:szCs w:val="23"/>
                 <w:lang w:eastAsia="ru-RU"/>
               </w:rPr>
-              <w:lastRenderedPageBreak/>
               <w:t>Пользователь</w:t>
             </w:r>
           </w:p>
@@ -33717,7 +33220,7 @@
           <w:color w:val="0F1115"/>
           <w:lang w:eastAsia="ru-RU"/>
         </w:rPr>
-        <w:t> _________________</w:t>
+        <w:t xml:space="preserve"> _________________</w:t>
       </w:r>
       <w:r>
         <w:rPr>
@@ -33743,7 +33246,7 @@
           <w:color w:val="0F1115"/>
           <w:lang w:eastAsia="ru-RU"/>
         </w:rPr>
-        <w:t> _________________</w:t>
+        <w:t xml:space="preserve"> _________________</w:t>
       </w:r>
       <w:r>
         <w:rPr>
@@ -33769,7 +33272,7 @@
           <w:color w:val="0F1115"/>
           <w:lang w:eastAsia="ru-RU"/>
         </w:rPr>
-        <w:t> «___» __________ 2026 г.</w:t>
+        <w:t xml:space="preserve"> «___» __________ 2026 г.</w:t>
       </w:r>
     </w:p>
     <w:p>
@@ -33832,8 +33335,7 @@
           <w:color w:val="0F1115"/>
           <w:lang w:eastAsia="ru-RU"/>
         </w:rPr>
-        <w:lastRenderedPageBreak/>
-        <w:t>Официальная документация PostgreSQL 18: </w:t>
+        <w:t xml:space="preserve">Официальная документация PostgreSQL 18: </w:t>
       </w:r>
       <w:hyperlink r:id="rId7" w:tgtFrame="_blank" w:history="1">
         <w:r>
@@ -33891,7 +33393,7 @@
           <w:color w:val="0F1115"/>
           <w:lang w:eastAsia="ru-RU"/>
         </w:rPr>
-        <w:t>Электронный тренажёр «Упражнения по SQL»: </w:t>
+        <w:t xml:space="preserve">Электронный тренажёр «Упражнения по SQL»: </w:t>
       </w:r>
       <w:hyperlink r:id="rId8" w:tgtFrame="_blank" w:history="1">
         <w:r>
@@ -33989,7 +33491,7 @@
           <w:color w:val="0F1115"/>
           <w:lang w:eastAsia="ru-RU"/>
         </w:rPr>
-        <w:t> _________________ / _______________</w:t>
+        <w:t xml:space="preserve"> _________________ / _______________</w:t>
       </w:r>
       <w:r>
         <w:rPr>
@@ -34015,7 +33517,7 @@
           <w:color w:val="0F1115"/>
           <w:lang w:eastAsia="ru-RU"/>
         </w:rPr>
-        <w:t> «___» __________ 2026 г.</w:t>
+        <w:t xml:space="preserve"> «___» __________ 2026 г.</w:t>
       </w:r>
     </w:p>
     <w:p/>
